--- a/02_Handbook/Volume IV_Peripherals_and_IO.docx
+++ b/02_Handbook/Volume IV_Peripherals_and_IO.docx
@@ -2201,12 +2201,6 @@
             <w:insideH w:val="single" w:color="auto" w:sz="4" w:space="0"/>
             <w:insideV w:val="single" w:color="auto" w:sz="4" w:space="0"/>
           </w:tblBorders>
-          <w:tblCellMar>
-            <w:top w:w="0" w:type="dxa"/>
-            <w:left w:w="10" w:type="dxa"/>
-            <w:bottom w:w="0" w:type="dxa"/>
-            <w:right w:w="10" w:type="dxa"/>
-          </w:tblCellMar>
         </w:tblPrEx>
         <w:trPr>
           <w:tblHeader/>
@@ -3590,7 +3584,30 @@
                 <w:sz w:val="20"/>
                 <w:szCs w:val="20"/>
               </w:rPr>
-              <w:t>03_Resources/ hoặc 04_Projects/.../Images/</w:t>
+              <w:t>03_Resources/ hoặc 04_Projects/</w:t>
+            </w:r>
+            <w:r>
+              <w:rPr>
+                <w:rFonts w:hint="default" w:cs="Calibri"/>
+                <w:b w:val="0"/>
+                <w:bCs w:val="0"/>
+                <w:color w:val="000000"/>
+                <w:sz w:val="20"/>
+                <w:szCs w:val="20"/>
+                <w:lang w:val="en-US"/>
+              </w:rPr>
+              <w:t>VGA</w:t>
+            </w:r>
+            <w:r>
+              <w:rPr>
+                <w:rFonts w:ascii="Calibri" w:hAnsi="Calibri" w:eastAsia="Calibri" w:cs="Calibri"/>
+                <w:b w:val="0"/>
+                <w:bCs w:val="0"/>
+                <w:color w:val="000000"/>
+                <w:sz w:val="20"/>
+                <w:szCs w:val="20"/>
+              </w:rPr>
+              <w:t>/Images/</w:t>
             </w:r>
           </w:p>
         </w:tc>
@@ -3608,17 +3625,45 @@
           <w:p>
             <w:pPr>
               <w:jc w:val="left"/>
-            </w:pPr>
-            <w:r>
-              <w:rPr>
-                <w:rFonts w:ascii="Calibri" w:hAnsi="Calibri" w:eastAsia="Calibri" w:cs="Calibri"/>
-                <w:b w:val="0"/>
-                <w:bCs w:val="0"/>
-                <w:color w:val="000000"/>
-                <w:sz w:val="20"/>
-                <w:szCs w:val="20"/>
-              </w:rPr>
-              <w:t>☐ Chưa có</w:t>
+              <w:rPr>
+                <w:rFonts w:hint="default"/>
+                <w:lang w:val="en-US"/>
+              </w:rPr>
+            </w:pPr>
+            <w:r>
+              <w:rPr>
+                <w:rFonts w:ascii="Calibri" w:hAnsi="Calibri" w:eastAsia="Calibri" w:cs="Calibri"/>
+                <w:b w:val="0"/>
+                <w:bCs w:val="0"/>
+                <w:color w:val="000000"/>
+                <w:sz w:val="20"/>
+                <w:szCs w:val="20"/>
+              </w:rPr>
+              <w:sym w:font="Wingdings" w:char="00FE"/>
+            </w:r>
+            <w:r>
+              <w:rPr>
+                <w:rFonts w:hint="default" w:cs="Calibri"/>
+                <w:b w:val="0"/>
+                <w:bCs w:val="0"/>
+                <w:color w:val="000000"/>
+                <w:sz w:val="20"/>
+                <w:szCs w:val="20"/>
+                <w:lang w:val="vi-VN"/>
+              </w:rPr>
+              <w:t xml:space="preserve"> Có</w:t>
+            </w:r>
+            <w:r>
+              <w:rPr>
+                <w:rFonts w:hint="default" w:cs="Calibri"/>
+                <w:b w:val="0"/>
+                <w:bCs w:val="0"/>
+                <w:color w:val="000000"/>
+                <w:sz w:val="20"/>
+                <w:szCs w:val="20"/>
+                <w:lang w:val="en-US"/>
+              </w:rPr>
+              <w:t>, chua du</w:t>
             </w:r>
           </w:p>
         </w:tc>
@@ -3692,7 +3737,30 @@
                 <w:sz w:val="20"/>
                 <w:szCs w:val="20"/>
               </w:rPr>
-              <w:t>04_Projects/&lt;TenProject&gt;/RTL/</w:t>
+              <w:t>04_Projects/</w:t>
+            </w:r>
+            <w:r>
+              <w:rPr>
+                <w:rFonts w:hint="default" w:cs="Calibri"/>
+                <w:b w:val="0"/>
+                <w:bCs w:val="0"/>
+                <w:color w:val="000000"/>
+                <w:sz w:val="20"/>
+                <w:szCs w:val="20"/>
+                <w:lang w:val="en-US"/>
+              </w:rPr>
+              <w:t>VGA</w:t>
+            </w:r>
+            <w:r>
+              <w:rPr>
+                <w:rFonts w:ascii="Calibri" w:hAnsi="Calibri" w:eastAsia="Calibri" w:cs="Calibri"/>
+                <w:b w:val="0"/>
+                <w:bCs w:val="0"/>
+                <w:color w:val="000000"/>
+                <w:sz w:val="20"/>
+                <w:szCs w:val="20"/>
+              </w:rPr>
+              <w:t>/RTL/</w:t>
             </w:r>
           </w:p>
         </w:tc>
@@ -3720,7 +3788,30 @@
                 <w:sz w:val="20"/>
                 <w:szCs w:val="20"/>
               </w:rPr>
-              <w:t>☐ Chưa có</w:t>
+              <w:sym w:font="Wingdings" w:char="00FE"/>
+            </w:r>
+            <w:r>
+              <w:rPr>
+                <w:rFonts w:hint="default" w:cs="Calibri"/>
+                <w:b w:val="0"/>
+                <w:bCs w:val="0"/>
+                <w:color w:val="000000"/>
+                <w:sz w:val="20"/>
+                <w:szCs w:val="20"/>
+                <w:lang w:val="en-US"/>
+              </w:rPr>
+              <w:t xml:space="preserve"> C</w:t>
+            </w:r>
+            <w:r>
+              <w:rPr>
+                <w:rFonts w:ascii="Calibri" w:hAnsi="Calibri" w:eastAsia="Calibri" w:cs="Calibri"/>
+                <w:b w:val="0"/>
+                <w:bCs w:val="0"/>
+                <w:color w:val="000000"/>
+                <w:sz w:val="20"/>
+                <w:szCs w:val="20"/>
+              </w:rPr>
+              <w:t>ó</w:t>
             </w:r>
           </w:p>
         </w:tc>
@@ -3794,7 +3885,30 @@
                 <w:sz w:val="20"/>
                 <w:szCs w:val="20"/>
               </w:rPr>
-              <w:t>04_Projects/&lt;TenProject&gt;/Simulation/</w:t>
+              <w:t>04_Projects/</w:t>
+            </w:r>
+            <w:r>
+              <w:rPr>
+                <w:rFonts w:hint="default" w:cs="Calibri"/>
+                <w:b w:val="0"/>
+                <w:bCs w:val="0"/>
+                <w:color w:val="000000"/>
+                <w:sz w:val="20"/>
+                <w:szCs w:val="20"/>
+                <w:lang w:val="en-US"/>
+              </w:rPr>
+              <w:t>VGA</w:t>
+            </w:r>
+            <w:r>
+              <w:rPr>
+                <w:rFonts w:ascii="Calibri" w:hAnsi="Calibri" w:eastAsia="Calibri" w:cs="Calibri"/>
+                <w:b w:val="0"/>
+                <w:bCs w:val="0"/>
+                <w:color w:val="000000"/>
+                <w:sz w:val="20"/>
+                <w:szCs w:val="20"/>
+              </w:rPr>
+              <w:t>/Simulation/</w:t>
             </w:r>
           </w:p>
         </w:tc>
@@ -3822,7 +3936,30 @@
                 <w:sz w:val="20"/>
                 <w:szCs w:val="20"/>
               </w:rPr>
-              <w:t>☐ Chưa có</w:t>
+              <w:sym w:font="Wingdings" w:char="00FE"/>
+            </w:r>
+            <w:r>
+              <w:rPr>
+                <w:rFonts w:hint="default" w:cs="Calibri"/>
+                <w:b w:val="0"/>
+                <w:bCs w:val="0"/>
+                <w:color w:val="000000"/>
+                <w:sz w:val="20"/>
+                <w:szCs w:val="20"/>
+                <w:lang w:val="en-US"/>
+              </w:rPr>
+              <w:t xml:space="preserve"> C</w:t>
+            </w:r>
+            <w:r>
+              <w:rPr>
+                <w:rFonts w:ascii="Calibri" w:hAnsi="Calibri" w:eastAsia="Calibri" w:cs="Calibri"/>
+                <w:b w:val="0"/>
+                <w:bCs w:val="0"/>
+                <w:color w:val="000000"/>
+                <w:sz w:val="20"/>
+                <w:szCs w:val="20"/>
+              </w:rPr>
+              <w:t>ó</w:t>
             </w:r>
           </w:p>
         </w:tc>
@@ -5090,8 +5227,6 @@
         </w:rPr>
         <w:t>Bảng tổng hợp trạng thái bằng chứng cho toàn bộ Volume — cập nhật sau mỗi chương hoàn thành.</w:t>
       </w:r>
-      <w:bookmarkStart w:id="0" w:name="_GoBack"/>
-      <w:bookmarkEnd w:id="0"/>
     </w:p>
     <w:tbl>
       <w:tblPr>
@@ -6184,12 +6319,6 @@
             <w:insideH w:val="single" w:color="auto" w:sz="4" w:space="0"/>
             <w:insideV w:val="single" w:color="auto" w:sz="4" w:space="0"/>
           </w:tblBorders>
-          <w:tblCellMar>
-            <w:top w:w="0" w:type="dxa"/>
-            <w:left w:w="10" w:type="dxa"/>
-            <w:bottom w:w="0" w:type="dxa"/>
-            <w:right w:w="10" w:type="dxa"/>
-          </w:tblCellMar>
         </w:tblPrEx>
         <w:trPr>
           <w:tblHeader/>
@@ -7258,17 +7387,71 @@
           <w:p>
             <w:pPr>
               <w:jc w:val="left"/>
-            </w:pPr>
-            <w:r>
-              <w:rPr>
-                <w:rFonts w:ascii="Calibri" w:hAnsi="Calibri" w:eastAsia="Calibri" w:cs="Calibri"/>
-                <w:b w:val="0"/>
-                <w:bCs w:val="0"/>
-                <w:color w:val="000000"/>
-                <w:sz w:val="20"/>
-                <w:szCs w:val="20"/>
-              </w:rPr>
-              <w:t>0%</w:t>
+              <w:rPr>
+                <w:rFonts w:hint="default"/>
+                <w:lang w:val="en-US"/>
+              </w:rPr>
+            </w:pPr>
+            <w:r>
+              <w:rPr>
+                <w:rFonts w:hint="default" w:cs="Calibri"/>
+                <w:b w:val="0"/>
+                <w:bCs w:val="0"/>
+                <w:color w:val="000000"/>
+                <w:sz w:val="20"/>
+                <w:szCs w:val="20"/>
+                <w:lang w:val="en-US"/>
+              </w:rPr>
+              <w:t>85</w:t>
+            </w:r>
+            <w:r>
+              <w:rPr>
+                <w:rFonts w:ascii="Calibri" w:hAnsi="Calibri" w:eastAsia="Calibri" w:cs="Calibri"/>
+                <w:b w:val="0"/>
+                <w:bCs w:val="0"/>
+                <w:color w:val="000000"/>
+                <w:sz w:val="20"/>
+                <w:szCs w:val="20"/>
+              </w:rPr>
+              <w:t>%</w:t>
+            </w:r>
+            <w:r>
+              <w:rPr>
+                <w:rFonts w:hint="default" w:cs="Calibri"/>
+                <w:b w:val="0"/>
+                <w:bCs w:val="0"/>
+                <w:color w:val="000000"/>
+                <w:sz w:val="20"/>
+                <w:szCs w:val="20"/>
+                <w:lang w:val="en-US"/>
+              </w:rPr>
+              <w:t xml:space="preserve"> (C</w:t>
+            </w:r>
+            <w:r>
+              <w:rPr>
+                <w:rFonts w:hint="default" w:cs="Calibri"/>
+                <w:b w:val="0"/>
+                <w:bCs w:val="0"/>
+                <w:color w:val="000000"/>
+                <w:sz w:val="20"/>
+                <w:szCs w:val="20"/>
+                <w:lang w:val="vi-VN"/>
+              </w:rPr>
+              <w:t xml:space="preserve">ần cắm VGA xuất ra màn và chụp ảnh thực tế </w:t>
+            </w:r>
+            <w:bookmarkStart w:id="0" w:name="_GoBack"/>
+            <w:bookmarkEnd w:id="0"/>
+            <w:r>
+              <w:rPr>
+                <w:rFonts w:hint="default" w:cs="Calibri"/>
+                <w:b w:val="0"/>
+                <w:bCs w:val="0"/>
+                <w:color w:val="000000"/>
+                <w:sz w:val="20"/>
+                <w:szCs w:val="20"/>
+                <w:lang w:val="en-US"/>
+              </w:rPr>
+              <w:t>)</w:t>
             </w:r>
           </w:p>
         </w:tc>
@@ -7286,7 +7469,18 @@
           <w:p>
             <w:pPr>
               <w:jc w:val="left"/>
-            </w:pPr>
+              <w:rPr>
+                <w:rFonts w:hint="default"/>
+                <w:lang w:val="en-US"/>
+              </w:rPr>
+            </w:pPr>
+            <w:r>
+              <w:rPr>
+                <w:rFonts w:hint="default"/>
+                <w:lang w:val="en-US"/>
+              </w:rPr>
+              <w:t>09/08/2026</w:t>
+            </w:r>
           </w:p>
         </w:tc>
       </w:tr>
@@ -7744,7 +7938,7 @@
     <w:lsdException w:unhideWhenUsed="0" w:uiPriority="0" w:semiHidden="0" w:name="toc 8"/>
     <w:lsdException w:unhideWhenUsed="0" w:uiPriority="0" w:semiHidden="0" w:name="toc 9"/>
     <w:lsdException w:unhideWhenUsed="0" w:uiPriority="0" w:semiHidden="0" w:name="Normal Indent"/>
-    <w:lsdException w:uiPriority="99" w:name="footnote text"/>
+    <w:lsdException w:qFormat="1" w:uiPriority="99" w:name="footnote text"/>
     <w:lsdException w:unhideWhenUsed="0" w:uiPriority="0" w:semiHidden="0" w:name="annotation text"/>
     <w:lsdException w:unhideWhenUsed="0" w:uiPriority="0" w:semiHidden="0" w:name="header"/>
     <w:lsdException w:unhideWhenUsed="0" w:uiPriority="0" w:semiHidden="0" w:name="footer"/>
@@ -7800,7 +7994,7 @@
     <w:lsdException w:unhideWhenUsed="0" w:uiPriority="0" w:semiHidden="0" w:name="Body Text Indent 2"/>
     <w:lsdException w:unhideWhenUsed="0" w:uiPriority="0" w:semiHidden="0" w:name="Body Text Indent 3"/>
     <w:lsdException w:unhideWhenUsed="0" w:uiPriority="0" w:semiHidden="0" w:name="Block Text"/>
-    <w:lsdException w:uiPriority="99" w:semiHidden="0" w:name="Hyperlink"/>
+    <w:lsdException w:qFormat="1" w:uiPriority="99" w:semiHidden="0" w:name="Hyperlink"/>
     <w:lsdException w:unhideWhenUsed="0" w:uiPriority="0" w:semiHidden="0" w:name="FollowedHyperlink"/>
     <w:lsdException w:qFormat="1" w:unhideWhenUsed="0" w:uiPriority="0" w:semiHidden="0" w:name="Strong"/>
     <w:lsdException w:qFormat="1" w:unhideWhenUsed="0" w:uiPriority="0" w:semiHidden="0" w:name="Emphasis"/>
@@ -7818,7 +8012,7 @@
     <w:lsdException w:unhideWhenUsed="0" w:uiPriority="0" w:semiHidden="0" w:name="HTML Sample"/>
     <w:lsdException w:unhideWhenUsed="0" w:uiPriority="0" w:semiHidden="0" w:name="HTML Typewriter"/>
     <w:lsdException w:unhideWhenUsed="0" w:uiPriority="0" w:semiHidden="0" w:name="HTML Variable"/>
-    <w:lsdException w:unhideWhenUsed="0" w:uiPriority="0" w:name="Normal Table"/>
+    <w:lsdException w:qFormat="1" w:unhideWhenUsed="0" w:uiPriority="0" w:name="Normal Table"/>
     <w:lsdException w:unhideWhenUsed="0" w:uiPriority="0" w:semiHidden="0" w:name="annotation subject"/>
     <w:lsdException w:unhideWhenUsed="0" w:uiPriority="0" w:semiHidden="0" w:name="Table Simple 1"/>
     <w:lsdException w:unhideWhenUsed="0" w:uiPriority="0" w:semiHidden="0" w:name="Table Simple 2"/>
@@ -8073,6 +8267,7 @@
   <w:style w:type="table" w:default="1" w:styleId="9">
     <w:name w:val="Normal Table"/>
     <w:semiHidden/>
+    <w:qFormat/>
     <w:uiPriority w:val="0"/>
     <w:tblPr>
       <w:tblCellMar>
@@ -8124,6 +8319,7 @@
     <w:link w:val="17"/>
     <w:semiHidden/>
     <w:unhideWhenUsed/>
+    <w:qFormat/>
     <w:uiPriority w:val="99"/>
     <w:pPr>
       <w:spacing w:after="0" w:line="240" w:lineRule="auto"/>
@@ -8137,6 +8333,7 @@
   <w:style w:type="character" w:styleId="14">
     <w:name w:val="Hyperlink"/>
     <w:unhideWhenUsed/>
+    <w:qFormat/>
     <w:uiPriority w:val="99"/>
     <w:rPr>
       <w:color w:val="0563C1"/>
@@ -8180,6 +8377,7 @@
     <w:link w:val="11"/>
     <w:semiHidden/>
     <w:unhideWhenUsed/>
+    <w:qFormat/>
     <w:uiPriority w:val="99"/>
     <w:rPr>
       <w:sz w:val="20"/>

--- a/02_Handbook/Volume IV_Peripherals_and_IO.docx
+++ b/02_Handbook/Volume IV_Peripherals_and_IO.docx
@@ -2201,6 +2201,12 @@
             <w:insideH w:val="single" w:color="auto" w:sz="4" w:space="0"/>
             <w:insideV w:val="single" w:color="auto" w:sz="4" w:space="0"/>
           </w:tblBorders>
+          <w:tblCellMar>
+            <w:top w:w="0" w:type="dxa"/>
+            <w:left w:w="10" w:type="dxa"/>
+            <w:bottom w:w="0" w:type="dxa"/>
+            <w:right w:w="10" w:type="dxa"/>
+          </w:tblCellMar>
         </w:tblPrEx>
         <w:trPr>
           <w:tblHeader/>
@@ -3575,16 +3581,18 @@
             <w:pPr>
               <w:jc w:val="left"/>
             </w:pPr>
-            <w:r>
-              <w:rPr>
-                <w:rFonts w:ascii="Calibri" w:hAnsi="Calibri" w:eastAsia="Calibri" w:cs="Calibri"/>
-                <w:b w:val="0"/>
-                <w:bCs w:val="0"/>
-                <w:color w:val="000000"/>
-                <w:sz w:val="20"/>
-                <w:szCs w:val="20"/>
-              </w:rPr>
-              <w:t>03_Resources/ hoặc 04_Projects/</w:t>
+            <w:bookmarkStart w:id="0" w:name="_GoBack"/>
+            <w:bookmarkEnd w:id="0"/>
+            <w:r>
+              <w:rPr>
+                <w:rFonts w:ascii="Calibri" w:hAnsi="Calibri" w:eastAsia="Calibri" w:cs="Calibri"/>
+                <w:b w:val="0"/>
+                <w:bCs w:val="0"/>
+                <w:color w:val="000000"/>
+                <w:sz w:val="20"/>
+                <w:szCs w:val="20"/>
+              </w:rPr>
+              <w:t>04_Projects/</w:t>
             </w:r>
             <w:r>
               <w:rPr>
@@ -3663,7 +3671,7 @@
                 <w:szCs w:val="20"/>
                 <w:lang w:val="en-US"/>
               </w:rPr>
-              <w:t>, chua du</w:t>
+              <w:t>,</w:t>
             </w:r>
           </w:p>
         </w:tc>
@@ -4171,12 +4179,6 @@
             <w:insideH w:val="single" w:color="auto" w:sz="4" w:space="0"/>
             <w:insideV w:val="single" w:color="auto" w:sz="4" w:space="0"/>
           </w:tblBorders>
-          <w:tblCellMar>
-            <w:top w:w="0" w:type="dxa"/>
-            <w:left w:w="10" w:type="dxa"/>
-            <w:bottom w:w="0" w:type="dxa"/>
-            <w:right w:w="10" w:type="dxa"/>
-          </w:tblCellMar>
         </w:tblPrEx>
         <w:trPr>
           <w:tblHeader/>
@@ -6319,6 +6321,12 @@
             <w:insideH w:val="single" w:color="auto" w:sz="4" w:space="0"/>
             <w:insideV w:val="single" w:color="auto" w:sz="4" w:space="0"/>
           </w:tblBorders>
+          <w:tblCellMar>
+            <w:top w:w="0" w:type="dxa"/>
+            <w:left w:w="10" w:type="dxa"/>
+            <w:bottom w:w="0" w:type="dxa"/>
+            <w:right w:w="10" w:type="dxa"/>
+          </w:tblCellMar>
         </w:tblPrEx>
         <w:trPr>
           <w:tblHeader/>
@@ -6518,12 +6526,6 @@
             <w:insideH w:val="single" w:color="auto" w:sz="4" w:space="0"/>
             <w:insideV w:val="single" w:color="auto" w:sz="4" w:space="0"/>
           </w:tblBorders>
-          <w:tblCellMar>
-            <w:top w:w="0" w:type="dxa"/>
-            <w:left w:w="10" w:type="dxa"/>
-            <w:bottom w:w="0" w:type="dxa"/>
-            <w:right w:w="10" w:type="dxa"/>
-          </w:tblCellMar>
         </w:tblPrEx>
         <w:tc>
           <w:tcPr>
@@ -7402,7 +7404,7 @@
                 <w:szCs w:val="20"/>
                 <w:lang w:val="en-US"/>
               </w:rPr>
-              <w:t>85</w:t>
+              <w:t>100</w:t>
             </w:r>
             <w:r>
               <w:rPr>
@@ -7414,44 +7416,6 @@
                 <w:szCs w:val="20"/>
               </w:rPr>
               <w:t>%</w:t>
-            </w:r>
-            <w:r>
-              <w:rPr>
-                <w:rFonts w:hint="default" w:cs="Calibri"/>
-                <w:b w:val="0"/>
-                <w:bCs w:val="0"/>
-                <w:color w:val="000000"/>
-                <w:sz w:val="20"/>
-                <w:szCs w:val="20"/>
-                <w:lang w:val="en-US"/>
-              </w:rPr>
-              <w:t xml:space="preserve"> (C</w:t>
-            </w:r>
-            <w:r>
-              <w:rPr>
-                <w:rFonts w:hint="default" w:cs="Calibri"/>
-                <w:b w:val="0"/>
-                <w:bCs w:val="0"/>
-                <w:color w:val="000000"/>
-                <w:sz w:val="20"/>
-                <w:szCs w:val="20"/>
-                <w:lang w:val="vi-VN"/>
-              </w:rPr>
-              <w:t xml:space="preserve">ần cắm VGA xuất ra màn và chụp ảnh thực tế </w:t>
-            </w:r>
-            <w:bookmarkStart w:id="0" w:name="_GoBack"/>
-            <w:bookmarkEnd w:id="0"/>
-            <w:r>
-              <w:rPr>
-                <w:rFonts w:hint="default" w:cs="Calibri"/>
-                <w:b w:val="0"/>
-                <w:bCs w:val="0"/>
-                <w:color w:val="000000"/>
-                <w:sz w:val="20"/>
-                <w:szCs w:val="20"/>
-                <w:lang w:val="en-US"/>
-              </w:rPr>
-              <w:t>)</w:t>
             </w:r>
           </w:p>
         </w:tc>

--- a/02_Handbook/Volume IV_Peripherals_and_IO.docx
+++ b/02_Handbook/Volume IV_Peripherals_and_IO.docx
@@ -3581,8 +3581,6 @@
             <w:pPr>
               <w:jc w:val="left"/>
             </w:pPr>
-            <w:bookmarkStart w:id="0" w:name="_GoBack"/>
-            <w:bookmarkEnd w:id="0"/>
             <w:r>
               <w:rPr>
                 <w:rFonts w:ascii="Calibri" w:hAnsi="Calibri" w:eastAsia="Calibri" w:cs="Calibri"/>
@@ -4179,6 +4177,12 @@
             <w:insideH w:val="single" w:color="auto" w:sz="4" w:space="0"/>
             <w:insideV w:val="single" w:color="auto" w:sz="4" w:space="0"/>
           </w:tblBorders>
+          <w:tblCellMar>
+            <w:top w:w="0" w:type="dxa"/>
+            <w:left w:w="10" w:type="dxa"/>
+            <w:bottom w:w="0" w:type="dxa"/>
+            <w:right w:w="10" w:type="dxa"/>
+          </w:tblCellMar>
         </w:tblPrEx>
         <w:trPr>
           <w:tblHeader/>
@@ -5593,7 +5597,7 @@
                 <w:sz w:val="20"/>
                 <w:szCs w:val="20"/>
               </w:rPr>
-              <w:t>☐</w:t>
+              <w:sym w:font="Wingdings" w:char="00FE"/>
             </w:r>
           </w:p>
         </w:tc>
@@ -5621,7 +5625,7 @@
                 <w:sz w:val="20"/>
                 <w:szCs w:val="20"/>
               </w:rPr>
-              <w:t>☐</w:t>
+              <w:sym w:font="Wingdings" w:char="00FE"/>
             </w:r>
           </w:p>
         </w:tc>
@@ -5649,7 +5653,7 @@
                 <w:sz w:val="20"/>
                 <w:szCs w:val="20"/>
               </w:rPr>
-              <w:t>☐</w:t>
+              <w:sym w:font="Wingdings" w:char="00FE"/>
             </w:r>
           </w:p>
         </w:tc>
@@ -6526,6 +6530,12 @@
             <w:insideH w:val="single" w:color="auto" w:sz="4" w:space="0"/>
             <w:insideV w:val="single" w:color="auto" w:sz="4" w:space="0"/>
           </w:tblBorders>
+          <w:tblCellMar>
+            <w:top w:w="0" w:type="dxa"/>
+            <w:left w:w="10" w:type="dxa"/>
+            <w:bottom w:w="0" w:type="dxa"/>
+            <w:right w:w="10" w:type="dxa"/>
+          </w:tblCellMar>
         </w:tblPrEx>
         <w:tc>
           <w:tcPr>
@@ -6936,12 +6946,6 @@
             <w:insideH w:val="single" w:color="auto" w:sz="4" w:space="0"/>
             <w:insideV w:val="single" w:color="auto" w:sz="4" w:space="0"/>
           </w:tblBorders>
-          <w:tblCellMar>
-            <w:top w:w="0" w:type="dxa"/>
-            <w:left w:w="10" w:type="dxa"/>
-            <w:bottom w:w="0" w:type="dxa"/>
-            <w:right w:w="10" w:type="dxa"/>
-          </w:tblCellMar>
         </w:tblPrEx>
         <w:trPr>
           <w:tblHeader/>
@@ -7207,17 +7211,59 @@
           <w:p>
             <w:pPr>
               <w:jc w:val="left"/>
-            </w:pPr>
-            <w:r>
-              <w:rPr>
-                <w:rFonts w:ascii="Calibri" w:hAnsi="Calibri" w:eastAsia="Calibri" w:cs="Calibri"/>
-                <w:b w:val="0"/>
-                <w:bCs w:val="0"/>
-                <w:color w:val="000000"/>
-                <w:sz w:val="20"/>
-                <w:szCs w:val="20"/>
-              </w:rPr>
-              <w:t>0%</w:t>
+              <w:rPr>
+                <w:rFonts w:hint="default"/>
+                <w:lang w:val="en-US"/>
+              </w:rPr>
+            </w:pPr>
+            <w:r>
+              <w:rPr>
+                <w:rFonts w:hint="default" w:cs="Calibri"/>
+                <w:b w:val="0"/>
+                <w:bCs w:val="0"/>
+                <w:color w:val="000000"/>
+                <w:sz w:val="20"/>
+                <w:szCs w:val="20"/>
+                <w:lang w:val="en-US"/>
+              </w:rPr>
+              <w:t>89</w:t>
+            </w:r>
+            <w:r>
+              <w:rPr>
+                <w:rFonts w:ascii="Calibri" w:hAnsi="Calibri" w:eastAsia="Calibri" w:cs="Calibri"/>
+                <w:b w:val="0"/>
+                <w:bCs w:val="0"/>
+                <w:color w:val="000000"/>
+                <w:sz w:val="20"/>
+                <w:szCs w:val="20"/>
+              </w:rPr>
+              <w:t>%</w:t>
+            </w:r>
+            <w:r>
+              <w:rPr>
+                <w:rFonts w:hint="default" w:cs="Calibri"/>
+                <w:b w:val="0"/>
+                <w:bCs w:val="0"/>
+                <w:color w:val="000000"/>
+                <w:sz w:val="20"/>
+                <w:szCs w:val="20"/>
+                <w:lang w:val="en-US"/>
+              </w:rPr>
+              <w:t xml:space="preserve"> (Them hinh anh demo</w:t>
+            </w:r>
+            <w:bookmarkStart w:id="0" w:name="_GoBack"/>
+            <w:bookmarkEnd w:id="0"/>
+            <w:r>
+              <w:rPr>
+                <w:rFonts w:hint="default" w:cs="Calibri"/>
+                <w:b w:val="0"/>
+                <w:bCs w:val="0"/>
+                <w:color w:val="000000"/>
+                <w:sz w:val="20"/>
+                <w:szCs w:val="20"/>
+                <w:lang w:val="en-US"/>
+              </w:rPr>
+              <w:t>)</w:t>
             </w:r>
           </w:p>
         </w:tc>
@@ -7235,7 +7281,18 @@
           <w:p>
             <w:pPr>
               <w:jc w:val="left"/>
-            </w:pPr>
+              <w:rPr>
+                <w:rFonts w:hint="default"/>
+                <w:lang w:val="en-US"/>
+              </w:rPr>
+            </w:pPr>
+            <w:r>
+              <w:rPr>
+                <w:rFonts w:hint="default"/>
+                <w:lang w:val="en-US"/>
+              </w:rPr>
+              <w:t>10/08/2026</w:t>
+            </w:r>
           </w:p>
         </w:tc>
       </w:tr>
